--- a/proposal/14_Draft_Statement_of_Work.docx
+++ b/proposal/14_Draft_Statement_of_Work.docx
@@ -392,7 +392,7 @@
             </w:rPr>
             <w:fldChar w:fldCharType="separate"/>
           </w:r>
-          <w:hyperlink w:anchor="__RefHeading___Toc4574_3719902292">
+          <w:hyperlink w:anchor="__RefHeading___Toc4574_2871792748">
             <w:r>
               <w:rPr>
                 <w:rStyle w:val="IndexLink"/>
@@ -412,7 +412,7 @@
             </w:tabs>
             <w:rPr/>
           </w:pPr>
-          <w:hyperlink w:anchor="__RefHeading___Toc4576_3719902292">
+          <w:hyperlink w:anchor="__RefHeading___Toc4576_2871792748">
             <w:r>
               <w:rPr>
                 <w:rStyle w:val="IndexLink"/>
@@ -432,7 +432,7 @@
             </w:tabs>
             <w:rPr/>
           </w:pPr>
-          <w:hyperlink w:anchor="__RefHeading___Toc4578_3719902292">
+          <w:hyperlink w:anchor="__RefHeading___Toc4578_2871792748">
             <w:r>
               <w:rPr>
                 <w:rStyle w:val="IndexLink"/>
@@ -452,7 +452,7 @@
             </w:tabs>
             <w:rPr/>
           </w:pPr>
-          <w:hyperlink w:anchor="__RefHeading___Toc4580_3719902292">
+          <w:hyperlink w:anchor="__RefHeading___Toc4580_2871792748">
             <w:r>
               <w:rPr>
                 <w:rStyle w:val="IndexLink"/>
@@ -472,7 +472,7 @@
             </w:tabs>
             <w:rPr/>
           </w:pPr>
-          <w:hyperlink w:anchor="__RefHeading___Toc4582_3719902292">
+          <w:hyperlink w:anchor="__RefHeading___Toc4582_2871792748">
             <w:r>
               <w:rPr>
                 <w:rStyle w:val="IndexLink"/>
@@ -492,7 +492,7 @@
             </w:tabs>
             <w:rPr/>
           </w:pPr>
-          <w:hyperlink w:anchor="__RefHeading___Toc4584_3719902292">
+          <w:hyperlink w:anchor="__RefHeading___Toc4584_2871792748">
             <w:r>
               <w:rPr>
                 <w:rStyle w:val="IndexLink"/>
@@ -512,7 +512,7 @@
             </w:tabs>
             <w:rPr/>
           </w:pPr>
-          <w:hyperlink w:anchor="__RefHeading___Toc4586_3719902292">
+          <w:hyperlink w:anchor="__RefHeading___Toc4586_2871792748">
             <w:r>
               <w:rPr>
                 <w:rStyle w:val="IndexLink"/>
@@ -532,7 +532,7 @@
             </w:tabs>
             <w:rPr/>
           </w:pPr>
-          <w:hyperlink w:anchor="__RefHeading___Toc4588_3719902292">
+          <w:hyperlink w:anchor="__RefHeading___Toc4588_2871792748">
             <w:r>
               <w:rPr>
                 <w:rStyle w:val="IndexLink"/>
@@ -552,7 +552,7 @@
             </w:tabs>
             <w:rPr/>
           </w:pPr>
-          <w:hyperlink w:anchor="__RefHeading___Toc4590_3719902292">
+          <w:hyperlink w:anchor="__RefHeading___Toc4590_2871792748">
             <w:r>
               <w:rPr>
                 <w:rStyle w:val="IndexLink"/>
@@ -572,7 +572,7 @@
             </w:tabs>
             <w:rPr/>
           </w:pPr>
-          <w:hyperlink w:anchor="__RefHeading___Toc4592_3719902292">
+          <w:hyperlink w:anchor="__RefHeading___Toc4592_2871792748">
             <w:r>
               <w:rPr>
                 <w:rStyle w:val="IndexLink"/>
@@ -592,7 +592,7 @@
             </w:tabs>
             <w:rPr/>
           </w:pPr>
-          <w:hyperlink w:anchor="__RefHeading___Toc4594_3719902292">
+          <w:hyperlink w:anchor="__RefHeading___Toc4594_2871792748">
             <w:r>
               <w:rPr>
                 <w:rStyle w:val="IndexLink"/>
@@ -612,7 +612,7 @@
             </w:tabs>
             <w:rPr/>
           </w:pPr>
-          <w:hyperlink w:anchor="__RefHeading___Toc4596_3719902292">
+          <w:hyperlink w:anchor="__RefHeading___Toc4596_2871792748">
             <w:r>
               <w:rPr>
                 <w:rStyle w:val="IndexLink"/>
@@ -632,7 +632,7 @@
             </w:tabs>
             <w:rPr/>
           </w:pPr>
-          <w:hyperlink w:anchor="__RefHeading___Toc4598_3719902292">
+          <w:hyperlink w:anchor="__RefHeading___Toc4598_2871792748">
             <w:r>
               <w:rPr>
                 <w:rStyle w:val="IndexLink"/>
@@ -652,7 +652,7 @@
             </w:tabs>
             <w:rPr/>
           </w:pPr>
-          <w:hyperlink w:anchor="__RefHeading___Toc4600_3719902292">
+          <w:hyperlink w:anchor="__RefHeading___Toc4600_2871792748">
             <w:r>
               <w:rPr>
                 <w:rStyle w:val="IndexLink"/>
@@ -672,7 +672,7 @@
             </w:tabs>
             <w:rPr/>
           </w:pPr>
-          <w:hyperlink w:anchor="__RefHeading___Toc4602_3719902292">
+          <w:hyperlink w:anchor="__RefHeading___Toc4602_2871792748">
             <w:r>
               <w:rPr>
                 <w:rStyle w:val="IndexLink"/>
@@ -692,7 +692,7 @@
             </w:tabs>
             <w:rPr/>
           </w:pPr>
-          <w:hyperlink w:anchor="__RefHeading___Toc4604_3719902292">
+          <w:hyperlink w:anchor="__RefHeading___Toc4604_2871792748">
             <w:r>
               <w:rPr>
                 <w:rStyle w:val="IndexLink"/>
@@ -712,7 +712,7 @@
             </w:tabs>
             <w:rPr/>
           </w:pPr>
-          <w:hyperlink w:anchor="__RefHeading___Toc4606_3719902292">
+          <w:hyperlink w:anchor="__RefHeading___Toc4606_2871792748">
             <w:r>
               <w:rPr>
                 <w:rStyle w:val="IndexLink"/>
@@ -816,7 +816,7 @@
         <w:spacing w:before="360" w:after="160"/>
         <w:rPr/>
       </w:pPr>
-      <w:bookmarkStart w:id="0" w:name="__RefHeading___Toc4574_3719902292"/>
+      <w:bookmarkStart w:id="0" w:name="__RefHeading___Toc4574_2871792748"/>
       <w:bookmarkEnd w:id="0"/>
       <w:r>
         <w:rPr/>
@@ -840,7 +840,7 @@
         <w:spacing w:before="360" w:after="160"/>
         <w:rPr/>
       </w:pPr>
-      <w:bookmarkStart w:id="1" w:name="__RefHeading___Toc4576_3719902292"/>
+      <w:bookmarkStart w:id="1" w:name="__RefHeading___Toc4576_2871792748"/>
       <w:bookmarkEnd w:id="1"/>
       <w:r>
         <w:rPr/>
@@ -853,7 +853,7 @@
         <w:spacing w:before="280" w:after="120"/>
         <w:rPr/>
       </w:pPr>
-      <w:bookmarkStart w:id="2" w:name="__RefHeading___Toc4578_3719902292"/>
+      <w:bookmarkStart w:id="2" w:name="__RefHeading___Toc4578_2871792748"/>
       <w:bookmarkEnd w:id="2"/>
       <w:r>
         <w:rPr/>
@@ -941,7 +941,7 @@
         <w:spacing w:before="280" w:after="120"/>
         <w:rPr/>
       </w:pPr>
-      <w:bookmarkStart w:id="3" w:name="__RefHeading___Toc4580_3719902292"/>
+      <w:bookmarkStart w:id="3" w:name="__RefHeading___Toc4580_2871792748"/>
       <w:bookmarkEnd w:id="3"/>
       <w:r>
         <w:rPr/>
@@ -1029,7 +1029,7 @@
         <w:spacing w:before="360" w:after="160"/>
         <w:rPr/>
       </w:pPr>
-      <w:bookmarkStart w:id="4" w:name="__RefHeading___Toc4582_3719902292"/>
+      <w:bookmarkStart w:id="4" w:name="__RefHeading___Toc4582_2871792748"/>
       <w:bookmarkEnd w:id="4"/>
       <w:r>
         <w:rPr/>
@@ -1764,7 +1764,7 @@
         <w:spacing w:before="360" w:after="160"/>
         <w:rPr/>
       </w:pPr>
-      <w:bookmarkStart w:id="5" w:name="__RefHeading___Toc4584_3719902292"/>
+      <w:bookmarkStart w:id="5" w:name="__RefHeading___Toc4584_2871792748"/>
       <w:bookmarkEnd w:id="5"/>
       <w:r>
         <w:rPr/>
@@ -1777,7 +1777,7 @@
         <w:spacing w:before="280" w:after="120"/>
         <w:rPr/>
       </w:pPr>
-      <w:bookmarkStart w:id="6" w:name="__RefHeading___Toc4586_3719902292"/>
+      <w:bookmarkStart w:id="6" w:name="__RefHeading___Toc4586_2871792748"/>
       <w:bookmarkEnd w:id="6"/>
       <w:r>
         <w:rPr/>
@@ -2233,7 +2233,7 @@
         <w:spacing w:before="280" w:after="120"/>
         <w:rPr/>
       </w:pPr>
-      <w:bookmarkStart w:id="7" w:name="__RefHeading___Toc4588_3719902292"/>
+      <w:bookmarkStart w:id="7" w:name="__RefHeading___Toc4588_2871792748"/>
       <w:bookmarkEnd w:id="7"/>
       <w:r>
         <w:rPr/>
@@ -2257,7 +2257,7 @@
         <w:spacing w:before="280" w:after="120"/>
         <w:rPr/>
       </w:pPr>
-      <w:bookmarkStart w:id="8" w:name="__RefHeading___Toc4590_3719902292"/>
+      <w:bookmarkStart w:id="8" w:name="__RefHeading___Toc4590_2871792748"/>
       <w:bookmarkEnd w:id="8"/>
       <w:r>
         <w:rPr/>
@@ -2281,7 +2281,7 @@
         <w:spacing w:before="360" w:after="160"/>
         <w:rPr/>
       </w:pPr>
-      <w:bookmarkStart w:id="9" w:name="__RefHeading___Toc4592_3719902292"/>
+      <w:bookmarkStart w:id="9" w:name="__RefHeading___Toc4592_2871792748"/>
       <w:bookmarkEnd w:id="9"/>
       <w:r>
         <w:rPr/>
@@ -2678,7 +2678,7 @@
         <w:spacing w:before="360" w:after="160"/>
         <w:rPr/>
       </w:pPr>
-      <w:bookmarkStart w:id="10" w:name="__RefHeading___Toc4594_3719902292"/>
+      <w:bookmarkStart w:id="10" w:name="__RefHeading___Toc4594_2871792748"/>
       <w:bookmarkEnd w:id="10"/>
       <w:r>
         <w:rPr/>
@@ -2751,7 +2751,7 @@
         <w:spacing w:before="360" w:after="160"/>
         <w:rPr/>
       </w:pPr>
-      <w:bookmarkStart w:id="11" w:name="__RefHeading___Toc4596_3719902292"/>
+      <w:bookmarkStart w:id="11" w:name="__RefHeading___Toc4596_2871792748"/>
       <w:bookmarkEnd w:id="11"/>
       <w:r>
         <w:rPr/>
@@ -2824,7 +2824,7 @@
         <w:spacing w:before="360" w:after="160"/>
         <w:rPr/>
       </w:pPr>
-      <w:bookmarkStart w:id="12" w:name="__RefHeading___Toc4598_3719902292"/>
+      <w:bookmarkStart w:id="12" w:name="__RefHeading___Toc4598_2871792748"/>
       <w:bookmarkEnd w:id="12"/>
       <w:r>
         <w:rPr/>
@@ -2882,7 +2882,7 @@
         <w:spacing w:before="360" w:after="160"/>
         <w:rPr/>
       </w:pPr>
-      <w:bookmarkStart w:id="13" w:name="__RefHeading___Toc4600_3719902292"/>
+      <w:bookmarkStart w:id="13" w:name="__RefHeading___Toc4600_2871792748"/>
       <w:bookmarkEnd w:id="13"/>
       <w:r>
         <w:rPr/>
@@ -2940,7 +2940,7 @@
         <w:spacing w:before="360" w:after="160"/>
         <w:rPr/>
       </w:pPr>
-      <w:bookmarkStart w:id="14" w:name="__RefHeading___Toc4602_3719902292"/>
+      <w:bookmarkStart w:id="14" w:name="__RefHeading___Toc4602_2871792748"/>
       <w:bookmarkEnd w:id="14"/>
       <w:r>
         <w:rPr/>
@@ -2983,7 +2983,7 @@
         <w:spacing w:before="360" w:after="160"/>
         <w:rPr/>
       </w:pPr>
-      <w:bookmarkStart w:id="15" w:name="__RefHeading___Toc4604_3719902292"/>
+      <w:bookmarkStart w:id="15" w:name="__RefHeading___Toc4604_2871792748"/>
       <w:bookmarkEnd w:id="15"/>
       <w:r>
         <w:rPr/>
@@ -3007,7 +3007,7 @@
         <w:spacing w:before="360" w:after="160"/>
         <w:rPr/>
       </w:pPr>
-      <w:bookmarkStart w:id="16" w:name="__RefHeading___Toc4606_3719902292"/>
+      <w:bookmarkStart w:id="16" w:name="__RefHeading___Toc4606_2871792748"/>
       <w:bookmarkEnd w:id="16"/>
       <w:r>
         <w:rPr/>

--- a/proposal/14_Draft_Statement_of_Work.docx
+++ b/proposal/14_Draft_Statement_of_Work.docx
@@ -392,7 +392,7 @@
             </w:rPr>
             <w:fldChar w:fldCharType="separate"/>
           </w:r>
-          <w:hyperlink w:anchor="__RefHeading___Toc4574_2871792748">
+          <w:hyperlink w:anchor="__RefHeading___Toc4591_937233523">
             <w:r>
               <w:rPr>
                 <w:rStyle w:val="IndexLink"/>
@@ -412,7 +412,7 @@
             </w:tabs>
             <w:rPr/>
           </w:pPr>
-          <w:hyperlink w:anchor="__RefHeading___Toc4576_2871792748">
+          <w:hyperlink w:anchor="__RefHeading___Toc4593_937233523">
             <w:r>
               <w:rPr>
                 <w:rStyle w:val="IndexLink"/>
@@ -432,7 +432,7 @@
             </w:tabs>
             <w:rPr/>
           </w:pPr>
-          <w:hyperlink w:anchor="__RefHeading___Toc4578_2871792748">
+          <w:hyperlink w:anchor="__RefHeading___Toc4595_937233523">
             <w:r>
               <w:rPr>
                 <w:rStyle w:val="IndexLink"/>
@@ -452,7 +452,7 @@
             </w:tabs>
             <w:rPr/>
           </w:pPr>
-          <w:hyperlink w:anchor="__RefHeading___Toc4580_2871792748">
+          <w:hyperlink w:anchor="__RefHeading___Toc4597_937233523">
             <w:r>
               <w:rPr>
                 <w:rStyle w:val="IndexLink"/>
@@ -472,7 +472,7 @@
             </w:tabs>
             <w:rPr/>
           </w:pPr>
-          <w:hyperlink w:anchor="__RefHeading___Toc4582_2871792748">
+          <w:hyperlink w:anchor="__RefHeading___Toc4599_937233523">
             <w:r>
               <w:rPr>
                 <w:rStyle w:val="IndexLink"/>
@@ -492,7 +492,7 @@
             </w:tabs>
             <w:rPr/>
           </w:pPr>
-          <w:hyperlink w:anchor="__RefHeading___Toc4584_2871792748">
+          <w:hyperlink w:anchor="__RefHeading___Toc4601_937233523">
             <w:r>
               <w:rPr>
                 <w:rStyle w:val="IndexLink"/>
@@ -512,7 +512,7 @@
             </w:tabs>
             <w:rPr/>
           </w:pPr>
-          <w:hyperlink w:anchor="__RefHeading___Toc4586_2871792748">
+          <w:hyperlink w:anchor="__RefHeading___Toc4603_937233523">
             <w:r>
               <w:rPr>
                 <w:rStyle w:val="IndexLink"/>
@@ -532,7 +532,7 @@
             </w:tabs>
             <w:rPr/>
           </w:pPr>
-          <w:hyperlink w:anchor="__RefHeading___Toc4588_2871792748">
+          <w:hyperlink w:anchor="__RefHeading___Toc4605_937233523">
             <w:r>
               <w:rPr>
                 <w:rStyle w:val="IndexLink"/>
@@ -552,7 +552,7 @@
             </w:tabs>
             <w:rPr/>
           </w:pPr>
-          <w:hyperlink w:anchor="__RefHeading___Toc4590_2871792748">
+          <w:hyperlink w:anchor="__RefHeading___Toc4607_937233523">
             <w:r>
               <w:rPr>
                 <w:rStyle w:val="IndexLink"/>
@@ -572,14 +572,14 @@
             </w:tabs>
             <w:rPr/>
           </w:pPr>
-          <w:hyperlink w:anchor="__RefHeading___Toc4592_2871792748">
+          <w:hyperlink w:anchor="__RefHeading___Toc4609_937233523">
             <w:r>
               <w:rPr>
                 <w:rStyle w:val="IndexLink"/>
               </w:rPr>
               <w:t>5. Responsibilities</w:t>
               <w:tab/>
-              <w:t>4</w:t>
+              <w:t>5</w:t>
             </w:r>
           </w:hyperlink>
         </w:p>
@@ -592,7 +592,7 @@
             </w:tabs>
             <w:rPr/>
           </w:pPr>
-          <w:hyperlink w:anchor="__RefHeading___Toc4594_2871792748">
+          <w:hyperlink w:anchor="__RefHeading___Toc4611_937233523">
             <w:r>
               <w:rPr>
                 <w:rStyle w:val="IndexLink"/>
@@ -612,7 +612,7 @@
             </w:tabs>
             <w:rPr/>
           </w:pPr>
-          <w:hyperlink w:anchor="__RefHeading___Toc4596_2871792748">
+          <w:hyperlink w:anchor="__RefHeading___Toc4613_937233523">
             <w:r>
               <w:rPr>
                 <w:rStyle w:val="IndexLink"/>
@@ -632,7 +632,7 @@
             </w:tabs>
             <w:rPr/>
           </w:pPr>
-          <w:hyperlink w:anchor="__RefHeading___Toc4598_2871792748">
+          <w:hyperlink w:anchor="__RefHeading___Toc4615_937233523">
             <w:r>
               <w:rPr>
                 <w:rStyle w:val="IndexLink"/>
@@ -652,7 +652,7 @@
             </w:tabs>
             <w:rPr/>
           </w:pPr>
-          <w:hyperlink w:anchor="__RefHeading___Toc4600_2871792748">
+          <w:hyperlink w:anchor="__RefHeading___Toc4617_937233523">
             <w:r>
               <w:rPr>
                 <w:rStyle w:val="IndexLink"/>
@@ -672,7 +672,7 @@
             </w:tabs>
             <w:rPr/>
           </w:pPr>
-          <w:hyperlink w:anchor="__RefHeading___Toc4602_2871792748">
+          <w:hyperlink w:anchor="__RefHeading___Toc4619_937233523">
             <w:r>
               <w:rPr>
                 <w:rStyle w:val="IndexLink"/>
@@ -692,7 +692,7 @@
             </w:tabs>
             <w:rPr/>
           </w:pPr>
-          <w:hyperlink w:anchor="__RefHeading___Toc4604_2871792748">
+          <w:hyperlink w:anchor="__RefHeading___Toc4621_937233523">
             <w:r>
               <w:rPr>
                 <w:rStyle w:val="IndexLink"/>
@@ -712,7 +712,7 @@
             </w:tabs>
             <w:rPr/>
           </w:pPr>
-          <w:hyperlink w:anchor="__RefHeading___Toc4606_2871792748">
+          <w:hyperlink w:anchor="__RefHeading___Toc4623_937233523">
             <w:r>
               <w:rPr>
                 <w:rStyle w:val="IndexLink"/>
@@ -816,7 +816,7 @@
         <w:spacing w:before="360" w:after="160"/>
         <w:rPr/>
       </w:pPr>
-      <w:bookmarkStart w:id="0" w:name="__RefHeading___Toc4574_2871792748"/>
+      <w:bookmarkStart w:id="0" w:name="__RefHeading___Toc4591_937233523"/>
       <w:bookmarkEnd w:id="0"/>
       <w:r>
         <w:rPr/>
@@ -840,7 +840,7 @@
         <w:spacing w:before="360" w:after="160"/>
         <w:rPr/>
       </w:pPr>
-      <w:bookmarkStart w:id="1" w:name="__RefHeading___Toc4576_2871792748"/>
+      <w:bookmarkStart w:id="1" w:name="__RefHeading___Toc4593_937233523"/>
       <w:bookmarkEnd w:id="1"/>
       <w:r>
         <w:rPr/>
@@ -853,7 +853,7 @@
         <w:spacing w:before="280" w:after="120"/>
         <w:rPr/>
       </w:pPr>
-      <w:bookmarkStart w:id="2" w:name="__RefHeading___Toc4578_2871792748"/>
+      <w:bookmarkStart w:id="2" w:name="__RefHeading___Toc4595_937233523"/>
       <w:bookmarkEnd w:id="2"/>
       <w:r>
         <w:rPr/>
@@ -887,7 +887,7 @@
       </w:pPr>
       <w:r>
         <w:rPr/>
-        <w:t>Deployment in the Client's cloud account in a GCC region under deployment Pattern A or B.</w:t>
+        <w:t>Deployment in the Client's cloud account in a Malaysian or Singapore region under deployment Pattern A or B.</w:t>
       </w:r>
     </w:p>
     <w:p>
@@ -902,7 +902,7 @@
       </w:pPr>
       <w:r>
         <w:rPr/>
-        <w:t>English and Arabic language support.</w:t>
+        <w:t>English language support, plus the further languages identified during discovery and recorded in the discovery report.</w:t>
       </w:r>
     </w:p>
     <w:p>
@@ -941,7 +941,7 @@
         <w:spacing w:before="280" w:after="120"/>
         <w:rPr/>
       </w:pPr>
-      <w:bookmarkStart w:id="3" w:name="__RefHeading___Toc4580_2871792748"/>
+      <w:bookmarkStart w:id="3" w:name="__RefHeading___Toc4597_937233523"/>
       <w:bookmarkEnd w:id="3"/>
       <w:r>
         <w:rPr/>
@@ -1029,7 +1029,7 @@
         <w:spacing w:before="360" w:after="160"/>
         <w:rPr/>
       </w:pPr>
-      <w:bookmarkStart w:id="4" w:name="__RefHeading___Toc4582_2871792748"/>
+      <w:bookmarkStart w:id="4" w:name="__RefHeading___Toc4599_937233523"/>
       <w:bookmarkEnd w:id="4"/>
       <w:r>
         <w:rPr/>
@@ -1764,7 +1764,7 @@
         <w:spacing w:before="360" w:after="160"/>
         <w:rPr/>
       </w:pPr>
-      <w:bookmarkStart w:id="5" w:name="__RefHeading___Toc4584_2871792748"/>
+      <w:bookmarkStart w:id="5" w:name="__RefHeading___Toc4601_937233523"/>
       <w:bookmarkEnd w:id="5"/>
       <w:r>
         <w:rPr/>
@@ -1777,7 +1777,7 @@
         <w:spacing w:before="280" w:after="120"/>
         <w:rPr/>
       </w:pPr>
-      <w:bookmarkStart w:id="6" w:name="__RefHeading___Toc4586_2871792748"/>
+      <w:bookmarkStart w:id="6" w:name="__RefHeading___Toc4603_937233523"/>
       <w:bookmarkEnd w:id="6"/>
       <w:r>
         <w:rPr/>
@@ -2233,7 +2233,7 @@
         <w:spacing w:before="280" w:after="120"/>
         <w:rPr/>
       </w:pPr>
-      <w:bookmarkStart w:id="7" w:name="__RefHeading___Toc4588_2871792748"/>
+      <w:bookmarkStart w:id="7" w:name="__RefHeading___Toc4605_937233523"/>
       <w:bookmarkEnd w:id="7"/>
       <w:r>
         <w:rPr/>
@@ -2257,7 +2257,7 @@
         <w:spacing w:before="280" w:after="120"/>
         <w:rPr/>
       </w:pPr>
-      <w:bookmarkStart w:id="8" w:name="__RefHeading___Toc4590_2871792748"/>
+      <w:bookmarkStart w:id="8" w:name="__RefHeading___Toc4607_937233523"/>
       <w:bookmarkEnd w:id="8"/>
       <w:r>
         <w:rPr/>
@@ -2281,7 +2281,7 @@
         <w:spacing w:before="360" w:after="160"/>
         <w:rPr/>
       </w:pPr>
-      <w:bookmarkStart w:id="9" w:name="__RefHeading___Toc4592_2871792748"/>
+      <w:bookmarkStart w:id="9" w:name="__RefHeading___Toc4609_937233523"/>
       <w:bookmarkEnd w:id="9"/>
       <w:r>
         <w:rPr/>
@@ -2678,7 +2678,7 @@
         <w:spacing w:before="360" w:after="160"/>
         <w:rPr/>
       </w:pPr>
-      <w:bookmarkStart w:id="10" w:name="__RefHeading___Toc4594_2871792748"/>
+      <w:bookmarkStart w:id="10" w:name="__RefHeading___Toc4611_937233523"/>
       <w:bookmarkEnd w:id="10"/>
       <w:r>
         <w:rPr/>
@@ -2751,7 +2751,7 @@
         <w:spacing w:before="360" w:after="160"/>
         <w:rPr/>
       </w:pPr>
-      <w:bookmarkStart w:id="11" w:name="__RefHeading___Toc4596_2871792748"/>
+      <w:bookmarkStart w:id="11" w:name="__RefHeading___Toc4613_937233523"/>
       <w:bookmarkEnd w:id="11"/>
       <w:r>
         <w:rPr/>
@@ -2824,7 +2824,7 @@
         <w:spacing w:before="360" w:after="160"/>
         <w:rPr/>
       </w:pPr>
-      <w:bookmarkStart w:id="12" w:name="__RefHeading___Toc4598_2871792748"/>
+      <w:bookmarkStart w:id="12" w:name="__RefHeading___Toc4615_937233523"/>
       <w:bookmarkEnd w:id="12"/>
       <w:r>
         <w:rPr/>
@@ -2882,7 +2882,7 @@
         <w:spacing w:before="360" w:after="160"/>
         <w:rPr/>
       </w:pPr>
-      <w:bookmarkStart w:id="13" w:name="__RefHeading___Toc4600_2871792748"/>
+      <w:bookmarkStart w:id="13" w:name="__RefHeading___Toc4617_937233523"/>
       <w:bookmarkEnd w:id="13"/>
       <w:r>
         <w:rPr/>
@@ -2940,7 +2940,7 @@
         <w:spacing w:before="360" w:after="160"/>
         <w:rPr/>
       </w:pPr>
-      <w:bookmarkStart w:id="14" w:name="__RefHeading___Toc4602_2871792748"/>
+      <w:bookmarkStart w:id="14" w:name="__RefHeading___Toc4619_937233523"/>
       <w:bookmarkEnd w:id="14"/>
       <w:r>
         <w:rPr/>
@@ -2983,7 +2983,7 @@
         <w:spacing w:before="360" w:after="160"/>
         <w:rPr/>
       </w:pPr>
-      <w:bookmarkStart w:id="15" w:name="__RefHeading___Toc4604_2871792748"/>
+      <w:bookmarkStart w:id="15" w:name="__RefHeading___Toc4621_937233523"/>
       <w:bookmarkEnd w:id="15"/>
       <w:r>
         <w:rPr/>
@@ -2998,7 +2998,7 @@
       </w:pPr>
       <w:r>
         <w:rPr/>
-        <w:t>[To be agreed: for example DIFC Courts or the Saudi Center for Commercial Arbitration, depending on the Client's jurisdiction.]</w:t>
+        <w:t>[To be agreed: for example the courts of Malaysia, the Asian International Arbitration Centre in Kuala Lumpur, or the Singapore International Arbitration Centre, depending on the Client's contracting entity.]</w:t>
       </w:r>
     </w:p>
     <w:p>
@@ -3007,7 +3007,7 @@
         <w:spacing w:before="360" w:after="160"/>
         <w:rPr/>
       </w:pPr>
-      <w:bookmarkStart w:id="16" w:name="__RefHeading___Toc4606_2871792748"/>
+      <w:bookmarkStart w:id="16" w:name="__RefHeading___Toc4623_937233523"/>
       <w:bookmarkEnd w:id="16"/>
       <w:r>
         <w:rPr/>
